--- a/ru/wisdom-stories/Etibar Siracsoy/relationships.docx
+++ b/ru/wisdom-stories/Etibar Siracsoy/relationships.docx
@@ -29,7 +29,7 @@
         <w:rPr>
           <w:lang w:val="ru-RU"/>
         </w:rPr>
-        <w:t>Доброта — не просто манера поведения, а проявление душевного богатства. Это тихий мост между сердцами: он помогает стать ближе, согревает в минуты отчуждения и позволяет понимать друг друга без слов.</w:t>
+        <w:t>Доброта — не просто манера поведения, а проявление душевного богатства. Это мост между сердцами: он помогает преодолеть отчуждение, стать ближе и понимать друг друга без слов.</w:t>
       </w:r>
     </w:p>
     <w:p>
